--- a/marketing/word/google-ads.docx
+++ b/marketing/word/google-ads.docx
@@ -3642,7 +3642,7 @@
         </w:numPr>
       </w:pPr>
       <w:r>
-        <w:t xml:space="preserve">14-day free trial, no credit card. One weekly email tells you exactly what improved.</w:t>
+        <w:t xml:space="preserve">14-day free trial — cancel anytime in two clicks. One weekly email tells you exactly what improved.</w:t>
       </w:r>
     </w:p>
     <w:p>
